--- a/docs/research/mvp/final/v02-data-plane/obfuscation-and-dpi.docx
+++ b/docs/research/mvp/final/v02-data-plane/obfuscation-and-dpi.docx
@@ -10,7 +10,7 @@
         <w:t xml:space="preserve">Obfuscation &amp; DPI/Censorship Landscape</w:t>
       </w:r>
     </w:p>
-    <w:bookmarkStart w:id="42" w:name="obfuscation--dpicensorship-landscape"/>
+    <w:bookmarkStart w:id="54" w:name="obfuscation--dpicensorship-landscape"/>
     <w:p>
       <w:pPr>
         <w:pStyle w:val="Heading1"/>
@@ -1036,7 +1036,7 @@
       </w:r>
     </w:p>
     <w:bookmarkEnd w:id="9"/>
-    <w:bookmarkStart w:id="11" w:name="Xf9143d1152fb917894180e9347cc33bda5cebcf"/>
+    <w:bookmarkStart w:id="14" w:name="Xf9143d1152fb917894180e9347cc33bda5cebcf"/>
     <w:p>
       <w:pPr>
         <w:pStyle w:val="Heading2"/>
@@ -2268,7 +2268,7 @@
         <w:t xml:space="preserve">;</w:t>
       </w:r>
     </w:p>
-    <w:bookmarkStart w:id="10" w:name="X8c996daf6ad4fabe91c07960466a69681b5206c"/>
+    <w:bookmarkStart w:id="13" w:name="X8c996daf6ad4fabe91c07960466a69681b5206c"/>
     <w:p>
       <w:pPr>
         <w:pStyle w:val="Heading3"/>
@@ -2810,11 +2810,46 @@
         <w:pStyle w:val="FirstParagraph"/>
       </w:pPr>
       <w:r>
-        <w:rPr>
-          <w:b/>
-          <w:bCs/>
-        </w:rPr>
-        <w:t xml:space="preserve">[MERMAID RENDER FAILED — block #1]</w:t>
+        <w:drawing>
+          <wp:inline>
+            <wp:extent cx="5334000" cy="10661196"/>
+            <wp:effectExtent b="0" l="0" r="0" t="0"/>
+            <wp:docPr descr="diagram" title="" id="11" name="Picture"/>
+            <a:graphic>
+              <a:graphicData uri="http://schemas.openxmlformats.org/drawingml/2006/picture">
+                <pic:pic>
+                  <pic:nvPicPr>
+                    <pic:cNvPr descr="/tmp/.private/milosvasic/tmp.fZG7bM40ch/img/diagram_001_20f7cc6a52e0.png" id="12" name="Picture"/>
+                    <pic:cNvPicPr>
+                      <a:picLocks noChangeArrowheads="1" noChangeAspect="1"/>
+                    </pic:cNvPicPr>
+                  </pic:nvPicPr>
+                  <pic:blipFill>
+                    <a:blip r:embed="rId10"/>
+                    <a:stretch>
+                      <a:fillRect/>
+                    </a:stretch>
+                  </pic:blipFill>
+                  <pic:spPr bwMode="auto">
+                    <a:xfrm>
+                      <a:off x="0" y="0"/>
+                      <a:ext cx="5334000" cy="10661196"/>
+                    </a:xfrm>
+                    <a:prstGeom prst="rect">
+                      <a:avLst/>
+                    </a:prstGeom>
+                    <a:noFill/>
+                    <a:ln w="9525">
+                      <a:noFill/>
+                      <a:headEnd/>
+                      <a:tailEnd/>
+                    </a:ln>
+                  </pic:spPr>
+                </pic:pic>
+              </a:graphicData>
+            </a:graphic>
+          </wp:inline>
+        </w:drawing>
       </w:r>
     </w:p>
     <w:p>
@@ -2824,9 +2859,9 @@
         </w:pict>
       </w:r>
     </w:p>
-    <w:bookmarkEnd w:id="10"/>
-    <w:bookmarkEnd w:id="11"/>
-    <w:bookmarkStart w:id="14" w:name="Xbafd6cc4bf7637fa85bd0adc72719be1ddee778"/>
+    <w:bookmarkEnd w:id="13"/>
+    <w:bookmarkEnd w:id="14"/>
+    <w:bookmarkStart w:id="17" w:name="Xbafd6cc4bf7637fa85bd0adc72719be1ddee778"/>
     <w:p>
       <w:pPr>
         <w:pStyle w:val="Heading2"/>
@@ -2835,7 +2870,7 @@
         <w:t xml:space="preserve">2. The regime → transport survival matrix (the load-bearing artifact)</w:t>
       </w:r>
     </w:p>
-    <w:bookmarkStart w:id="12" w:name="X69898009411f0b0a14fd94c4db4e04fd2bba567"/>
+    <w:bookmarkStart w:id="15" w:name="X69898009411f0b0a14fd94c4db4e04fd2bba567"/>
     <w:p>
       <w:pPr>
         <w:pStyle w:val="Heading3"/>
@@ -4261,8 +4296,8 @@
         <w:t xml:space="preserve">rung rather than a separate transport [research-hysteria2 §4, 01 §3.7].</w:t>
       </w:r>
     </w:p>
-    <w:bookmarkEnd w:id="12"/>
-    <w:bookmarkStart w:id="13" w:name="X444566ebd20cf8dd5c243e3d42851183dee05bd"/>
+    <w:bookmarkEnd w:id="15"/>
+    <w:bookmarkStart w:id="16" w:name="X444566ebd20cf8dd5c243e3d42851183dee05bd"/>
     <w:p>
       <w:pPr>
         <w:pStyle w:val="Heading3"/>
@@ -6276,9 +6311,9 @@
         </w:pict>
       </w:r>
     </w:p>
-    <w:bookmarkEnd w:id="13"/>
-    <w:bookmarkEnd w:id="14"/>
-    <w:bookmarkStart w:id="19" w:name="Xbe13ef5c8482fa20c43c072d29486354356a061"/>
+    <w:bookmarkEnd w:id="16"/>
+    <w:bookmarkEnd w:id="17"/>
+    <w:bookmarkStart w:id="25" w:name="Xbe13ef5c8482fa20c43c072d29486354356a061"/>
     <w:p>
       <w:pPr>
         <w:pStyle w:val="Heading2"/>
@@ -6287,7 +6322,7 @@
         <w:t xml:space="preserve">3. Passive vs active probing resistance (typed, edge-enforced)</w:t>
       </w:r>
     </w:p>
-    <w:bookmarkStart w:id="15" w:name="X33bd57a596d199927b424edcdef86f2cd8c089b"/>
+    <w:bookmarkStart w:id="18" w:name="X33bd57a596d199927b424edcdef86f2cd8c089b"/>
     <w:p>
       <w:pPr>
         <w:pStyle w:val="Heading3"/>
@@ -7148,8 +7183,8 @@
         <w:t xml:space="preserve">}</w:t>
       </w:r>
     </w:p>
-    <w:bookmarkEnd w:id="15"/>
-    <w:bookmarkStart w:id="16" w:name="X2eacf56d3f8ef1c76bdfb390c0a1eeec4547a4c"/>
+    <w:bookmarkEnd w:id="18"/>
+    <w:bookmarkStart w:id="22" w:name="X2eacf56d3f8ef1c76bdfb390c0a1eeec4547a4c"/>
     <w:p>
       <w:pPr>
         <w:pStyle w:val="Heading3"/>
@@ -7229,11 +7264,46 @@
         <w:pStyle w:val="BodyText"/>
       </w:pPr>
       <w:r>
-        <w:rPr>
-          <w:b/>
-          <w:bCs/>
-        </w:rPr>
-        <w:t xml:space="preserve">[MERMAID RENDER FAILED — block #2]</w:t>
+        <w:drawing>
+          <wp:inline>
+            <wp:extent cx="5334000" cy="2401660"/>
+            <wp:effectExtent b="0" l="0" r="0" t="0"/>
+            <wp:docPr descr="diagram" title="" id="20" name="Picture"/>
+            <a:graphic>
+              <a:graphicData uri="http://schemas.openxmlformats.org/drawingml/2006/picture">
+                <pic:pic>
+                  <pic:nvPicPr>
+                    <pic:cNvPr descr="/tmp/.private/milosvasic/tmp.fZG7bM40ch/img/diagram_002_45e2c7ab65ca.png" id="21" name="Picture"/>
+                    <pic:cNvPicPr>
+                      <a:picLocks noChangeArrowheads="1" noChangeAspect="1"/>
+                    </pic:cNvPicPr>
+                  </pic:nvPicPr>
+                  <pic:blipFill>
+                    <a:blip r:embed="rId19"/>
+                    <a:stretch>
+                      <a:fillRect/>
+                    </a:stretch>
+                  </pic:blipFill>
+                  <pic:spPr bwMode="auto">
+                    <a:xfrm>
+                      <a:off x="0" y="0"/>
+                      <a:ext cx="5334000" cy="2401660"/>
+                    </a:xfrm>
+                    <a:prstGeom prst="rect">
+                      <a:avLst/>
+                    </a:prstGeom>
+                    <a:noFill/>
+                    <a:ln w="9525">
+                      <a:noFill/>
+                      <a:headEnd/>
+                      <a:tailEnd/>
+                    </a:ln>
+                  </pic:spPr>
+                </pic:pic>
+              </a:graphicData>
+            </a:graphic>
+          </wp:inline>
+        </w:drawing>
       </w:r>
     </w:p>
     <w:p>
@@ -7556,8 +7626,8 @@
         <w:t xml:space="preserve">}</w:t>
       </w:r>
     </w:p>
-    <w:bookmarkEnd w:id="16"/>
-    <w:bookmarkStart w:id="17" w:name="Xf078e2327e6126df2f09e87e800ef1acab9da6c"/>
+    <w:bookmarkEnd w:id="22"/>
+    <w:bookmarkStart w:id="23" w:name="Xf078e2327e6126df2f09e87e800ef1acab9da6c"/>
     <w:p>
       <w:pPr>
         <w:pStyle w:val="Heading3"/>
@@ -7754,8 +7824,8 @@
         <w:t xml:space="preserve">"web server" by transport fingerprint.</w:t>
       </w:r>
     </w:p>
-    <w:bookmarkEnd w:id="17"/>
-    <w:bookmarkStart w:id="18" w:name="X6647382e4bb4cbdf2916f7f65840acae05022cf"/>
+    <w:bookmarkEnd w:id="23"/>
+    <w:bookmarkStart w:id="24" w:name="X6647382e4bb4cbdf2916f7f65840acae05022cf"/>
     <w:p>
       <w:pPr>
         <w:pStyle w:val="Heading3"/>
@@ -8042,9 +8112,9 @@
         </w:pict>
       </w:r>
     </w:p>
-    <w:bookmarkEnd w:id="18"/>
-    <w:bookmarkEnd w:id="19"/>
-    <w:bookmarkStart w:id="24" w:name="Xab972f78e15493d1103c80c6714882f4959d46a"/>
+    <w:bookmarkEnd w:id="24"/>
+    <w:bookmarkEnd w:id="25"/>
+    <w:bookmarkStart w:id="33" w:name="Xab972f78e15493d1103c80c6714882f4959d46a"/>
     <w:p>
       <w:pPr>
         <w:pStyle w:val="Heading2"/>
@@ -8053,7 +8123,7 @@
         <w:t xml:space="preserve">4. The regime-aware escalation ladder (refines [01 §5.3])</w:t>
       </w:r>
     </w:p>
-    <w:bookmarkStart w:id="20" w:name="Xeefd1e089e5939cdfdfef0023bc48e474f4f3ed"/>
+    <w:bookmarkStart w:id="26" w:name="Xeefd1e089e5939cdfdfef0023bc48e474f4f3ed"/>
     <w:p>
       <w:pPr>
         <w:pStyle w:val="Heading3"/>
@@ -8951,8 +9021,8 @@
         <w:t xml:space="preserve">}</w:t>
       </w:r>
     </w:p>
-    <w:bookmarkEnd w:id="20"/>
-    <w:bookmarkStart w:id="21" w:name="X2ffd4929d38ade86091c380b80cebee2649270e"/>
+    <w:bookmarkEnd w:id="26"/>
+    <w:bookmarkStart w:id="27" w:name="X2ffd4929d38ade86091c380b80cebee2649270e"/>
     <w:p>
       <w:pPr>
         <w:pStyle w:val="Heading3"/>
@@ -10435,8 +10505,8 @@
         <w:t xml:space="preserve">time — [01 §5.3 step 4]).</w:t>
       </w:r>
     </w:p>
-    <w:bookmarkEnd w:id="21"/>
-    <w:bookmarkStart w:id="22" w:name="X6b3b691dee499a9a3be85803c43e56841ae96ef"/>
+    <w:bookmarkEnd w:id="27"/>
+    <w:bookmarkStart w:id="31" w:name="X6b3b691dee499a9a3be85803c43e56841ae96ef"/>
     <w:p>
       <w:pPr>
         <w:pStyle w:val="Heading3"/>
@@ -10450,15 +10520,50 @@
         <w:pStyle w:val="FirstParagraph"/>
       </w:pPr>
       <w:r>
-        <w:rPr>
-          <w:b/>
-          <w:bCs/>
-        </w:rPr>
-        <w:t xml:space="preserve">[MERMAID RENDER FAILED — block #3]</w:t>
+        <w:drawing>
+          <wp:inline>
+            <wp:extent cx="5334000" cy="3483428"/>
+            <wp:effectExtent b="0" l="0" r="0" t="0"/>
+            <wp:docPr descr="diagram" title="" id="29" name="Picture"/>
+            <a:graphic>
+              <a:graphicData uri="http://schemas.openxmlformats.org/drawingml/2006/picture">
+                <pic:pic>
+                  <pic:nvPicPr>
+                    <pic:cNvPr descr="/tmp/.private/milosvasic/tmp.fZG7bM40ch/img/diagram_003_857a6fc680af.png" id="30" name="Picture"/>
+                    <pic:cNvPicPr>
+                      <a:picLocks noChangeArrowheads="1" noChangeAspect="1"/>
+                    </pic:cNvPicPr>
+                  </pic:nvPicPr>
+                  <pic:blipFill>
+                    <a:blip r:embed="rId28"/>
+                    <a:stretch>
+                      <a:fillRect/>
+                    </a:stretch>
+                  </pic:blipFill>
+                  <pic:spPr bwMode="auto">
+                    <a:xfrm>
+                      <a:off x="0" y="0"/>
+                      <a:ext cx="5334000" cy="3483428"/>
+                    </a:xfrm>
+                    <a:prstGeom prst="rect">
+                      <a:avLst/>
+                    </a:prstGeom>
+                    <a:noFill/>
+                    <a:ln w="9525">
+                      <a:noFill/>
+                      <a:headEnd/>
+                      <a:tailEnd/>
+                    </a:ln>
+                  </pic:spPr>
+                </pic:pic>
+              </a:graphicData>
+            </a:graphic>
+          </wp:inline>
+        </w:drawing>
       </w:r>
     </w:p>
-    <w:bookmarkEnd w:id="22"/>
-    <w:bookmarkStart w:id="23" w:name="X4b331974abce19ce326f634510a886fa5a5f1ca"/>
+    <w:bookmarkEnd w:id="31"/>
+    <w:bookmarkStart w:id="32" w:name="X4b331974abce19ce326f634510a886fa5a5f1ca"/>
     <w:p>
       <w:pPr>
         <w:pStyle w:val="Heading3"/>
@@ -10710,9 +10815,9 @@
         </w:pict>
       </w:r>
     </w:p>
-    <w:bookmarkEnd w:id="23"/>
-    <w:bookmarkEnd w:id="24"/>
-    <w:bookmarkStart w:id="30" w:name="Xf74b701fb1ec17f21cfca78d774efa918776869"/>
+    <w:bookmarkEnd w:id="32"/>
+    <w:bookmarkEnd w:id="33"/>
+    <w:bookmarkStart w:id="39" w:name="Xf74b701fb1ec17f21cfca78d774efa918776869"/>
     <w:p>
       <w:pPr>
         <w:pStyle w:val="Heading2"/>
@@ -10757,7 +10862,7 @@
         <w:t xml:space="preserve">the opaque payload in every case (I1).</w:t>
       </w:r>
     </w:p>
-    <w:bookmarkStart w:id="25" w:name="X7bc65b1cf195796320031341c6095bbe734ec4d"/>
+    <w:bookmarkStart w:id="34" w:name="X7bc65b1cf195796320031341c6095bbe734ec4d"/>
     <w:p>
       <w:pPr>
         <w:pStyle w:val="Heading3"/>
@@ -10906,8 +11011,8 @@
         <w:t xml:space="preserve">[research-hysteria2 §4].</w:t>
       </w:r>
     </w:p>
-    <w:bookmarkEnd w:id="25"/>
-    <w:bookmarkStart w:id="26" w:name="Xc38d416db448f50a52fed501c1233350317df5a"/>
+    <w:bookmarkEnd w:id="34"/>
+    <w:bookmarkStart w:id="35" w:name="Xc38d416db448f50a52fed501c1233350317df5a"/>
     <w:p>
       <w:pPr>
         <w:pStyle w:val="Heading3"/>
@@ -12312,8 +12417,8 @@
         <w:t xml:space="preserve">ages out.</w:t>
       </w:r>
     </w:p>
-    <w:bookmarkEnd w:id="26"/>
-    <w:bookmarkStart w:id="27" w:name="X1c51073c354735c76f4916b6f90a0e50eb943c6"/>
+    <w:bookmarkEnd w:id="35"/>
+    <w:bookmarkStart w:id="36" w:name="X1c51073c354735c76f4916b6f90a0e50eb943c6"/>
     <w:p>
       <w:pPr>
         <w:pStyle w:val="Heading3"/>
@@ -13417,8 +13522,8 @@
         <w:t xml:space="preserve">[research-hysteria2 §1, §6].</w:t>
       </w:r>
     </w:p>
-    <w:bookmarkEnd w:id="27"/>
-    <w:bookmarkStart w:id="28" w:name="X9d2c86fffc9fc694dc1b0870bc2afc431858674"/>
+    <w:bookmarkEnd w:id="36"/>
+    <w:bookmarkStart w:id="37" w:name="X9d2c86fffc9fc694dc1b0870bc2afc431858674"/>
     <w:p>
       <w:pPr>
         <w:pStyle w:val="Heading3"/>
@@ -14003,8 +14108,8 @@
         <w:t xml:space="preserve">connects) [research-hysteria2 §2, research-masque §1].</w:t>
       </w:r>
     </w:p>
-    <w:bookmarkEnd w:id="28"/>
-    <w:bookmarkStart w:id="29" w:name="X63c4689b21c2d425f25a61262a7ef94f043945c"/>
+    <w:bookmarkEnd w:id="37"/>
+    <w:bookmarkStart w:id="38" w:name="X63c4689b21c2d425f25a61262a7ef94f043945c"/>
     <w:p>
       <w:pPr>
         <w:pStyle w:val="Heading3"/>
@@ -14136,9 +14241,9 @@
         </w:pict>
       </w:r>
     </w:p>
-    <w:bookmarkEnd w:id="29"/>
-    <w:bookmarkEnd w:id="30"/>
-    <w:bookmarkStart w:id="35" w:name="X1d3b00e46d189400942b476fb4912e4bfa53bf4"/>
+    <w:bookmarkEnd w:id="38"/>
+    <w:bookmarkEnd w:id="39"/>
+    <w:bookmarkStart w:id="47" w:name="X1d3b00e46d189400942b476fb4912e4bfa53bf4"/>
     <w:p>
       <w:pPr>
         <w:pStyle w:val="Heading2"/>
@@ -14165,7 +14270,7 @@
         <w:t xml:space="preserve">[SYNTHESIS §3 D1, 01 §3.8, 04_ARCH §0].</w:t>
       </w:r>
     </w:p>
-    <w:bookmarkStart w:id="31" w:name="X1b0c7bfbb9a027fbe0360443021ee520558ba0d"/>
+    <w:bookmarkStart w:id="40" w:name="X1b0c7bfbb9a027fbe0360443021ee520558ba0d"/>
     <w:p>
       <w:pPr>
         <w:pStyle w:val="Heading3"/>
@@ -14401,8 +14506,8 @@
         <w:t xml:space="preserve">[research-hysteria2 §6].</w:t>
       </w:r>
     </w:p>
-    <w:bookmarkEnd w:id="31"/>
-    <w:bookmarkStart w:id="32" w:name="Xb029f37b65eebdcc5e5c32b6223bc9f48f3dcc1"/>
+    <w:bookmarkEnd w:id="40"/>
+    <w:bookmarkStart w:id="41" w:name="Xb029f37b65eebdcc5e5c32b6223bc9f48f3dcc1"/>
     <w:p>
       <w:pPr>
         <w:pStyle w:val="Heading3"/>
@@ -14940,8 +15045,8 @@
         </w:tc>
       </w:tr>
     </w:tbl>
-    <w:bookmarkEnd w:id="32"/>
-    <w:bookmarkStart w:id="33" w:name="X9ced590de4c63ba9b9b8a24d419f18850e8c1d1"/>
+    <w:bookmarkEnd w:id="41"/>
+    <w:bookmarkStart w:id="42" w:name="X9ced590de4c63ba9b9b8a24d419f18850e8c1d1"/>
     <w:p>
       <w:pPr>
         <w:pStyle w:val="Heading3"/>
@@ -16058,8 +16163,8 @@
         <w:t xml:space="preserve">}</w:t>
       </w:r>
     </w:p>
-    <w:bookmarkEnd w:id="33"/>
-    <w:bookmarkStart w:id="34" w:name="Xa660e6c77a679e73cda871ef751d7830267c1ff"/>
+    <w:bookmarkEnd w:id="42"/>
+    <w:bookmarkStart w:id="46" w:name="Xa660e6c77a679e73cda871ef751d7830267c1ff"/>
     <w:p>
       <w:pPr>
         <w:pStyle w:val="Heading3"/>
@@ -16435,11 +16540,46 @@
         <w:pStyle w:val="BodyText"/>
       </w:pPr>
       <w:r>
-        <w:rPr>
-          <w:b/>
-          <w:bCs/>
-        </w:rPr>
-        <w:t xml:space="preserve">[MERMAID RENDER FAILED — block #4]</w:t>
+        <w:drawing>
+          <wp:inline>
+            <wp:extent cx="5334000" cy="1952625"/>
+            <wp:effectExtent b="0" l="0" r="0" t="0"/>
+            <wp:docPr descr="diagram" title="" id="44" name="Picture"/>
+            <a:graphic>
+              <a:graphicData uri="http://schemas.openxmlformats.org/drawingml/2006/picture">
+                <pic:pic>
+                  <pic:nvPicPr>
+                    <pic:cNvPr descr="/tmp/.private/milosvasic/tmp.fZG7bM40ch/img/diagram_004_b22724a15a62.png" id="45" name="Picture"/>
+                    <pic:cNvPicPr>
+                      <a:picLocks noChangeArrowheads="1" noChangeAspect="1"/>
+                    </pic:cNvPicPr>
+                  </pic:nvPicPr>
+                  <pic:blipFill>
+                    <a:blip r:embed="rId43"/>
+                    <a:stretch>
+                      <a:fillRect/>
+                    </a:stretch>
+                  </pic:blipFill>
+                  <pic:spPr bwMode="auto">
+                    <a:xfrm>
+                      <a:off x="0" y="0"/>
+                      <a:ext cx="5334000" cy="1952625"/>
+                    </a:xfrm>
+                    <a:prstGeom prst="rect">
+                      <a:avLst/>
+                    </a:prstGeom>
+                    <a:noFill/>
+                    <a:ln w="9525">
+                      <a:noFill/>
+                      <a:headEnd/>
+                      <a:tailEnd/>
+                    </a:ln>
+                  </pic:spPr>
+                </pic:pic>
+              </a:graphicData>
+            </a:graphic>
+          </wp:inline>
+        </w:drawing>
       </w:r>
     </w:p>
     <w:p>
@@ -16449,9 +16589,9 @@
         </w:pict>
       </w:r>
     </w:p>
-    <w:bookmarkEnd w:id="34"/>
-    <w:bookmarkEnd w:id="35"/>
-    <w:bookmarkStart w:id="36" w:name="X43117efc860dd2d1a464ded6ac48f991914639e"/>
+    <w:bookmarkEnd w:id="46"/>
+    <w:bookmarkEnd w:id="47"/>
+    <w:bookmarkStart w:id="48" w:name="X43117efc860dd2d1a464ded6ac48f991914639e"/>
     <w:p>
       <w:pPr>
         <w:pStyle w:val="Heading2"/>
@@ -18085,8 +18225,8 @@
         </w:pict>
       </w:r>
     </w:p>
-    <w:bookmarkEnd w:id="36"/>
-    <w:bookmarkStart w:id="37" w:name="Xe61dbed52723bae0161017b854d40efdfac642c"/>
+    <w:bookmarkEnd w:id="48"/>
+    <w:bookmarkStart w:id="49" w:name="Xe61dbed52723bae0161017b854d40efdfac642c"/>
     <w:p>
       <w:pPr>
         <w:pStyle w:val="Heading2"/>
@@ -18670,8 +18810,8 @@
         </w:pict>
       </w:r>
     </w:p>
-    <w:bookmarkEnd w:id="37"/>
-    <w:bookmarkStart w:id="38" w:name="X31c0631638efc00ef03750b55c1268377154eeb"/>
+    <w:bookmarkEnd w:id="49"/>
+    <w:bookmarkStart w:id="50" w:name="X31c0631638efc00ef03750b55c1268377154eeb"/>
     <w:p>
       <w:pPr>
         <w:pStyle w:val="Heading2"/>
@@ -18947,8 +19087,8 @@
         </w:pict>
       </w:r>
     </w:p>
-    <w:bookmarkEnd w:id="38"/>
-    <w:bookmarkStart w:id="39" w:name="X88e39858dab4fb880cd46295ae62bcda3a29474"/>
+    <w:bookmarkEnd w:id="50"/>
+    <w:bookmarkStart w:id="51" w:name="X88e39858dab4fb880cd46295ae62bcda3a29474"/>
     <w:p>
       <w:pPr>
         <w:pStyle w:val="Heading2"/>
@@ -19645,8 +19785,8 @@
         </w:pict>
       </w:r>
     </w:p>
-    <w:bookmarkEnd w:id="39"/>
-    <w:bookmarkStart w:id="40" w:name="X3375a501db230990df0a76ffdc13fce2a2acf59"/>
+    <w:bookmarkEnd w:id="51"/>
+    <w:bookmarkStart w:id="52" w:name="X3375a501db230990df0a76ffdc13fce2a2acf59"/>
     <w:p>
       <w:pPr>
         <w:pStyle w:val="Heading2"/>
@@ -20337,8 +20477,8 @@
         </w:pict>
       </w:r>
     </w:p>
-    <w:bookmarkEnd w:id="40"/>
-    <w:bookmarkStart w:id="41" w:name="X787094320e19c48a2d6be03581489eee2b6e886"/>
+    <w:bookmarkEnd w:id="52"/>
+    <w:bookmarkStart w:id="53" w:name="X787094320e19c48a2d6be03581489eee2b6e886"/>
     <w:p>
       <w:pPr>
         <w:pStyle w:val="Heading2"/>
@@ -20714,8 +20854,8 @@
         <w:t xml:space="preserve">this document adds; their implementations may evolve.</w:t>
       </w:r>
     </w:p>
-    <w:bookmarkEnd w:id="41"/>
-    <w:bookmarkEnd w:id="42"/>
+    <w:bookmarkEnd w:id="53"/>
+    <w:bookmarkEnd w:id="54"/>
     <w:sectPr>
       <w:footnotePr>
         <w:numRestart w:val="eachSect"/>
